--- a/tuntitutka/downloads/tuntitutka-tyopaketti.docx
+++ b/tuntitutka/downloads/tuntitutka-tyopaketti.docx
@@ -819,7 +819,7 @@
                 <w:sz w:val="19"/>
                 <w:szCs w:val="19"/>
               </w:rPr>
-              <w:t xml:space="preserve">B · Featuret</w:t>
+              <w:t xml:space="preserve">B · Ominaisuudet</w:t>
             </w:r>
           </w:p>
         </w:tc>
@@ -915,7 +915,7 @@
                 <w:sz w:val="19"/>
                 <w:szCs w:val="19"/>
               </w:rPr>
-              <w:t xml:space="preserve">B · Featuret</w:t>
+              <w:t xml:space="preserve">B · Ominaisuudet</w:t>
             </w:r>
           </w:p>
         </w:tc>
@@ -1011,7 +1011,7 @@
                 <w:sz w:val="19"/>
                 <w:szCs w:val="19"/>
               </w:rPr>
-              <w:t xml:space="preserve">B · Featuret</w:t>
+              <w:t xml:space="preserve">B · Ominaisuudet</w:t>
             </w:r>
           </w:p>
         </w:tc>
@@ -1107,7 +1107,7 @@
                 <w:sz w:val="19"/>
                 <w:szCs w:val="19"/>
               </w:rPr>
-              <w:t xml:space="preserve">B · Featuret</w:t>
+              <w:t xml:space="preserve">B · Ominaisuudet</w:t>
             </w:r>
           </w:p>
         </w:tc>
@@ -1203,7 +1203,7 @@
                 <w:sz w:val="19"/>
                 <w:szCs w:val="19"/>
               </w:rPr>
-              <w:t xml:space="preserve">B · Featuret</w:t>
+              <w:t xml:space="preserve">B · Ominaisuudet</w:t>
             </w:r>
           </w:p>
         </w:tc>
@@ -2317,7 +2317,7 @@
           <w:sz w:val="19"/>
           <w:szCs w:val="19"/>
         </w:rPr>
-        <w:t xml:space="preserve">Työnäyte Git-repositoryyn ennen rastia: julkinen osoite README:ssä, deploy-lokin kuvakaappaus, init-skripti, k2-selvitys ja alustavertailu (k2, s14 ensijulkaisu; s9 pohjustuu).</w:t>
+        <w:t xml:space="preserve">Työnäyte Git-repositoryyn ennen rastia: julkinen osoite README:ssä, julkaisulokin kuvakaappaus, init-skripti, k2-selvitys ja alustavertailu (k2, s14 ensijulkaisu; s9 pohjustuu).</w:t>
       </w:r>
     </w:p>
     <w:p>
@@ -2537,7 +2537,7 @@
           <w:bCs/>
           <w:color w:val="155e75"/>
         </w:rPr>
-        <w:t xml:space="preserve">Vaihe B — Featuret: hallinta, omat kirjaukset, lasketut yhteenvedot ja asiakaskatselmointi</w:t>
+        <w:t xml:space="preserve">Vaihe B — Ominaisuudet: hallinta, omat kirjaukset, lasketut yhteenvedot ja asiakaskatselmointi</w:t>
       </w:r>
     </w:p>
     <w:p>
@@ -3119,7 +3119,7 @@
           <w:sz w:val="21"/>
           <w:szCs w:val="21"/>
         </w:rPr>
-        <w:t xml:space="preserve">☐  Toteuta muutos feature-haarassa pienin commitein.</w:t>
+        <w:t xml:space="preserve">☐  Toteuta muutos ominaisuushaarassa pienin commitein.</w:t>
       </w:r>
     </w:p>
     <w:p>
@@ -3624,7 +3624,7 @@
           <w:sz w:val="21"/>
           <w:szCs w:val="21"/>
         </w:rPr>
-        <w:t xml:space="preserve">Sisältö on jäädytetty, julkaisuehdokas v1.0-rc1 on julkaistu ja tagattu — ja nimetty ulkopuolinen henkilö on testannut sen molemmilla rooleilla pelkän kirjallisen ohjeen avulla.</w:t>
+        <w:t xml:space="preserve">Sisältö on jäädytetty, julkaisuehdokas v1.0-rc1 on julkaistu ja merkitty Git-tagilla — ja nimetty ulkopuolinen henkilö on testannut sen molemmilla rooleilla pelkän kirjallisen ohjeen avulla.</w:t>
       </w:r>
     </w:p>
     <w:p>
@@ -3685,7 +3685,7 @@
           <w:sz w:val="19"/>
           <w:szCs w:val="19"/>
         </w:rPr>
-        <w:t xml:space="preserve">Valmis kun: v1.0-rc1 on julkisessa osoitteessa ja tagattuna; oma asennuspöytäkirja ja ulkopuolisen testauspöytäkirja (nimetty rooli, ajankohta, testaajan omat sanat erillään omasta tulkinnasta) ovat repossa; estävät virheet on kirjattu issueiksi — niitä ei korjata kiireellä tällä viikolla vaan seuraavalla.</w:t>
+        <w:t xml:space="preserve">Valmis kun: v1.0-rc1 on julkisessa osoitteessa ja merkitty tagilla; oma asennuspöytäkirja ja ulkopuolisen testauspöytäkirja (nimetty rooli, ajankohta, testaajan omat sanat erillään omasta tulkinnasta) ovat repossa; estävät virheet on kirjattu issueiksi — niitä ei korjata kiireellä tällä viikolla vaan seuraavalla.</w:t>
       </w:r>
     </w:p>
     <w:p>
@@ -3727,7 +3727,7 @@
           <w:sz w:val="21"/>
           <w:szCs w:val="21"/>
         </w:rPr>
-        <w:t xml:space="preserve">Julkaisutestauksen estävät virheet on korjattu täydellisenä virheenkorjausketjuna, v1.0 on julkaistu ja tagattu, ja sovellus on luovutettu asiakkaalle.</w:t>
+        <w:t xml:space="preserve">Julkaisutestauksen estävät virheet on korjattu täydellisenä virheenkorjausketjuna, v1.0 on julkaistu ja merkitty tagilla, ja sovellus on luovutettu asiakkaalle.</w:t>
       </w:r>
     </w:p>
     <w:p>
@@ -3788,7 +3788,7 @@
           <w:sz w:val="19"/>
           <w:szCs w:val="19"/>
         </w:rPr>
-        <w:t xml:space="preserve">Valmis kun: v1.0 on julkisessa osoitteessa ja tagattuna; kolmas ketju on täydellisenä repossa (tai kirjaus siitä, mistä aidosta havainnosta ketju ajettiin); savutestin tulos, julkaisutiedote ja luovutusviesti ovat repossa; viikolle jäi puskuriaikaa eikä mitään uutta aloitettu.</w:t>
+        <w:t xml:space="preserve">Valmis kun: v1.0 on julkisessa osoitteessa ja merkitty tagilla; kolmas ketju on täydellisenä repossa (tai kirjaus siitä, mistä aidosta havainnosta ketju ajettiin); savutestin tulos, julkaisutiedote ja luovutusviesti ovat repossa; viikolle jäi puskuriaikaa eikä mitään uutta aloitettu.</w:t>
       </w:r>
     </w:p>
     <w:p>
@@ -4341,7 +4341,7 @@
           <w:sz w:val="19"/>
           <w:szCs w:val="19"/>
         </w:rPr>
-        <w:t xml:space="preserve">☐  liittää ohjelman osan olemassa olevaan versioon — Palautemuutos feature-haarassa työviikolla 11: pull request, itsekatselmointi, konfliktin ratkaisu ja merge pääversioon.</w:t>
+        <w:t xml:space="preserve">☐  liittää ohjelman osan olemassa olevaan versioon — Palautemuutos ominaisuushaarassa työviikolla 11: pull request, itsekatselmointi, konfliktin ratkaisu ja merge pääversioon.</w:t>
       </w:r>
     </w:p>
     <w:p>

--- a/tuntitutka/downloads/tuntitutka-tyopaketti.docx
+++ b/tuntitutka/downloads/tuntitutka-tyopaketti.docx
@@ -71,7 +71,7 @@
           <w:sz w:val="21"/>
           <w:szCs w:val="21"/>
         </w:rPr>
-        <w:t xml:space="preserve">Tämä paketti on aikataulu ja tarkistuslista tilanteisiin, joissa sivusto ei ole auki. Projektipäiväkirja kirjoitetaan sivustolla ja viedään repositoryn project-docs-kansioon. Rasti tässä vihossa ei ole palautus — työ on aina Git-repositoryssa.</w:t>
+        <w:t xml:space="preserve">Tämä paketti on aikataulu ja tarkistuslista tilanteisiin, joissa sivusto ei ole auki. Projektipäiväkirja kirjoitetaan sivustolla ja viedään repositoryn project-docs-kansioon. Rasti tässä vihossa ei ole palautus: työ on aina Git-repositoryssa.</w:t>
       </w:r>
     </w:p>
     <w:p>
@@ -2008,7 +2008,7 @@
           <w:bCs/>
           <w:color w:val="155e75"/>
         </w:rPr>
-        <w:t xml:space="preserve">Vaihe A — Sovelluksen ydin: suunnitelma, julkaistu runko, roolit ja tuntikirjaus</w:t>
+        <w:t xml:space="preserve">Vaihe A – Sovelluksen ydin: suunnitelma, julkaistu runko, roolit ja tuntikirjaus</w:t>
       </w:r>
     </w:p>
     <w:p>
@@ -2022,7 +2022,7 @@
           <w:bCs/>
           <w:color w:val="155e75"/>
         </w:rPr>
-        <w:t xml:space="preserve">Työviikko 1 / 18 — Aloitus</w:t>
+        <w:t xml:space="preserve">Työviikko 1 / 18 – Aloitus</w:t>
       </w:r>
     </w:p>
     <w:p>
@@ -2085,7 +2085,7 @@
           <w:sz w:val="21"/>
           <w:szCs w:val="21"/>
         </w:rPr>
-        <w:t xml:space="preserve">☐  Lue toimeksianto, kirjoita kysymyslista ohjaajalle ja luo kansiorakenne — sitten ensimmäinen commit ja push.</w:t>
+        <w:t xml:space="preserve">☐  Lue toimeksianto, kirjoita kysymyslista ohjaajalle ja luo kansiorakenne. Sitten ensimmäinen commit ja push.</w:t>
       </w:r>
     </w:p>
     <w:p>
@@ -2125,7 +2125,7 @@
           <w:bCs/>
           <w:color w:val="155e75"/>
         </w:rPr>
-        <w:t xml:space="preserve">Työviikko 2 / 18 — Suunnitelma ja tietomalli</w:t>
+        <w:t xml:space="preserve">Työviikko 2 / 18 – Suunnitelma ja tietomalli</w:t>
       </w:r>
     </w:p>
     <w:p>
@@ -2228,7 +2228,7 @@
           <w:bCs/>
           <w:color w:val="155e75"/>
         </w:rPr>
-        <w:t xml:space="preserve">Työviikko 3 / 18 — Julkaistu runko</w:t>
+        <w:t xml:space="preserve">Työviikko 3 / 18 – Julkaistu runko</w:t>
       </w:r>
     </w:p>
     <w:p>
@@ -2331,7 +2331,7 @@
           <w:bCs/>
           <w:color w:val="155e75"/>
         </w:rPr>
-        <w:t xml:space="preserve">Työviikko 4 / 18 — Kirjautuminen ja roolit</w:t>
+        <w:t xml:space="preserve">Työviikko 4 / 18 – Kirjautuminen ja roolit</w:t>
       </w:r>
     </w:p>
     <w:p>
@@ -2434,7 +2434,7 @@
           <w:bCs/>
           <w:color w:val="155e75"/>
         </w:rPr>
-        <w:t xml:space="preserve">Työviikko 5 / 18 — Tuntikirjaus</w:t>
+        <w:t xml:space="preserve">Työviikko 5 / 18 – Tuntikirjaus</w:t>
       </w:r>
     </w:p>
     <w:p>
@@ -2449,7 +2449,7 @@
           <w:sz w:val="21"/>
           <w:szCs w:val="21"/>
         </w:rPr>
-        <w:t xml:space="preserve">Työntekijä kirjaa tunnit (projekti, tehtävälaji, tunnit, päivä, selitys) ja näkee omat kirjauksensa listana — kirjausnäkymä on rakennettu itse alusta ilman valmista UI-komponenttikirjastoa.</w:t>
+        <w:t xml:space="preserve">Työntekijä kirjaa tunnit (projekti, tehtävälaji, tunnit, päivä, selitys) ja näkee omat kirjauksensa listana. Kirjausnäkymä on rakennettu itse alusta ilman valmista UI-komponenttikirjastoa.</w:t>
       </w:r>
     </w:p>
     <w:p>
@@ -2510,7 +2510,7 @@
           <w:sz w:val="19"/>
           <w:szCs w:val="19"/>
         </w:rPr>
-        <w:t xml:space="preserve">Valmis kun: Kirjaus tallentuu SQLiteen ja näkyy listassa sivun päivityksen jälkeenkin; virheellinen syöte ei tallennu ja käyttäjä näkee suomenkielisen virheviestin kentän vieressä; kirjaus onnistuu alle 30 sekunnissa — ota aika.</w:t>
+        <w:t xml:space="preserve">Valmis kun: Kirjaus tallentuu SQLiteen ja näkyy listassa sivun päivityksen jälkeenkin; virheellinen syöte ei tallennu ja käyttäjä näkee suomenkielisen virheviestin kentän vieressä; kirjaus onnistuu alle 30 sekunnissa. Ota aika.</w:t>
       </w:r>
     </w:p>
     <w:p>
@@ -2537,7 +2537,7 @@
           <w:bCs/>
           <w:color w:val="155e75"/>
         </w:rPr>
-        <w:t xml:space="preserve">Vaihe B — Ominaisuudet: hallinta, omat kirjaukset, lasketut yhteenvedot ja asiakaskatselmointi</w:t>
+        <w:t xml:space="preserve">Vaihe B – Ominaisuudet: hallinta, omat kirjaukset, lasketut yhteenvedot ja asiakaskatselmointi</w:t>
       </w:r>
     </w:p>
     <w:p>
@@ -2551,7 +2551,7 @@
           <w:bCs/>
           <w:color w:val="155e75"/>
         </w:rPr>
-        <w:t xml:space="preserve">Työviikko 6 / 18 — Hallintanäkymät</w:t>
+        <w:t xml:space="preserve">Työviikko 6 / 18 – Hallintanäkymät</w:t>
       </w:r>
     </w:p>
     <w:p>
@@ -2566,7 +2566,7 @@
           <w:sz w:val="21"/>
           <w:szCs w:val="21"/>
         </w:rPr>
-        <w:t xml:space="preserve">Projektipäällikkö perustaa projekteja, hallitsee projektityyppejä ja tehtävälajeja sekä liittää työntekijöitä projekteihin — ja sovellus on jaettu näkymiin reitityskirjastolla.</w:t>
+        <w:t xml:space="preserve">Projektipäällikkö perustaa projekteja, hallitsee projektityyppejä ja tehtävälajeja sekä liittää työntekijöitä projekteihin, ja sovellus on jaettu näkymiin reitityskirjastolla.</w:t>
       </w:r>
     </w:p>
     <w:p>
@@ -2627,7 +2627,7 @@
           <w:sz w:val="19"/>
           <w:szCs w:val="19"/>
         </w:rPr>
-        <w:t xml:space="preserve">Valmis kun: Työntekijän kirjauslomakkeessa näkyvät vain projektit, joihin hänet on liitetty; vain projektipäällikkö pääsee hallintanäkymiin — testattu myös suoralla URL-osoitteella; reittikartta on dokumentoitu.</w:t>
+        <w:t xml:space="preserve">Valmis kun: Työntekijän kirjauslomakkeessa näkyvät vain projektit, joihin hänet on liitetty; vain projektipäällikkö pääsee hallintanäkymiin (testattu myös suoralla URL-osoitteella); reittikartta on dokumentoitu.</w:t>
       </w:r>
     </w:p>
     <w:p>
@@ -2654,7 +2654,7 @@
           <w:bCs/>
           <w:color w:val="155e75"/>
         </w:rPr>
-        <w:t xml:space="preserve">Työviikko 7 / 18 — Omat kirjaukset haltuun</w:t>
+        <w:t xml:space="preserve">Työviikko 7 / 18 – Omat kirjaukset haltuun</w:t>
       </w:r>
     </w:p>
     <w:p>
@@ -2681,7 +2681,7 @@
           <w:sz w:val="21"/>
           <w:szCs w:val="21"/>
         </w:rPr>
-        <w:t xml:space="preserve">☐  Toteuta kirjauksen muokkaus ja poisto — omistajuus tarkistetaan backendissa.</w:t>
+        <w:t xml:space="preserve">☐  Toteuta kirjauksen muokkaus ja poisto: omistajuus tarkistetaan backendissa.</w:t>
       </w:r>
     </w:p>
     <w:p>
@@ -2757,7 +2757,7 @@
           <w:bCs/>
           <w:color w:val="155e75"/>
         </w:rPr>
-        <w:t xml:space="preserve">Työviikko 8 / 18 — Yhteenvetojen laskenta</w:t>
+        <w:t xml:space="preserve">Työviikko 8 / 18 – Yhteenvetojen laskenta</w:t>
       </w:r>
     </w:p>
     <w:p>
@@ -2772,7 +2772,7 @@
           <w:sz w:val="21"/>
           <w:szCs w:val="21"/>
         </w:rPr>
-        <w:t xml:space="preserve">Raportti-API laskee työtunnit lennossa kolmella ryhmittelyllä — viikoittain, henkilöittäin ja tehtävälajeittain — eikä yhtään summaa tallenneta; projektipäällikkö näkee taulukkoyhteenvedon ja porautuu yksittäisiin kirjauksiin.</w:t>
+        <w:t xml:space="preserve">Raportti-API laskee työtunnit lennossa kolmella ryhmittelyllä (viikoittain, henkilöittäin ja tehtävälajeittain) eikä yhtään summaa tallenneta; projektipäällikkö näkee taulukkoyhteenvedon ja porautuu yksittäisiin kirjauksiin.</w:t>
       </w:r>
     </w:p>
     <w:p>
@@ -2860,7 +2860,7 @@
           <w:bCs/>
           <w:color w:val="155e75"/>
         </w:rPr>
-        <w:t xml:space="preserve">Työviikko 9 / 18 — Raporttinäkymä ja kaaviot</w:t>
+        <w:t xml:space="preserve">Työviikko 9 / 18 – Raporttinäkymä ja kaaviot</w:t>
       </w:r>
     </w:p>
     <w:p>
@@ -2963,7 +2963,7 @@
           <w:bCs/>
           <w:color w:val="155e75"/>
         </w:rPr>
-        <w:t xml:space="preserve">Työviikko 10 / 18 — Asiakaskatselmointi</w:t>
+        <w:t xml:space="preserve">Työviikko 10 / 18 – Asiakaskatselmointi</w:t>
       </w:r>
     </w:p>
     <w:p>
@@ -3066,7 +3066,7 @@
           <w:bCs/>
           <w:color w:val="155e75"/>
         </w:rPr>
-        <w:t xml:space="preserve">Vaihe C — Valmiiksi: palautemuutos, mobiili, tietoturva, testaus ja laatu</w:t>
+        <w:t xml:space="preserve">Vaihe C – Valmiiksi: palautemuutos, mobiili, tietoturva, testaus ja laatu</w:t>
       </w:r>
     </w:p>
     <w:p>
@@ -3080,7 +3080,7 @@
           <w:bCs/>
           <w:color w:val="155e75"/>
         </w:rPr>
-        <w:t xml:space="preserve">Työviikko 11 / 18 — Palautemuutos</w:t>
+        <w:t xml:space="preserve">Työviikko 11 / 18 – Palautemuutos</w:t>
       </w:r>
     </w:p>
     <w:p>
@@ -3183,7 +3183,7 @@
           <w:bCs/>
           <w:color w:val="155e75"/>
         </w:rPr>
-        <w:t xml:space="preserve">Työviikko 12 / 18 — Mobiili ja saavutettavuus</w:t>
+        <w:t xml:space="preserve">Työviikko 12 / 18 – Mobiili ja saavutettavuus</w:t>
       </w:r>
     </w:p>
     <w:p>
@@ -3198,7 +3198,7 @@
           <w:sz w:val="21"/>
           <w:szCs w:val="21"/>
         </w:rPr>
-        <w:t xml:space="preserve">Tuntikirjaus onnistuu oikealla puhelimella; sovellus toimii näppäimistöllä, lomakkeilla on label-kytkennät ja kontrastit riittävät — saavutettavuuspistemäärä on vähintään 90 ja ennen/jälkeen-raportit ovat tallessa.</w:t>
+        <w:t xml:space="preserve">Tuntikirjaus onnistuu oikealla puhelimella; sovellus toimii näppäimistöllä, lomakkeilla on label-kytkennät ja kontrastit riittävät. Saavutettavuuspistemäärä on vähintään 90 ja ennen/jälkeen-raportit ovat tallessa.</w:t>
       </w:r>
     </w:p>
     <w:p>
@@ -3222,7 +3222,7 @@
           <w:sz w:val="21"/>
           <w:szCs w:val="21"/>
         </w:rPr>
-        <w:t xml:space="preserve">☐  Korjaa responsiivisuus omilla CSS-taitekohdilla ja testaa kirjaus oikealla puhelimella — ota aika.</w:t>
+        <w:t xml:space="preserve">☐  Korjaa responsiivisuus omilla CSS-taitekohdilla ja testaa kirjaus oikealla puhelimella. Ota aika.</w:t>
       </w:r>
     </w:p>
     <w:p>
@@ -3286,7 +3286,7 @@
           <w:bCs/>
           <w:color w:val="155e75"/>
         </w:rPr>
-        <w:t xml:space="preserve">Työviikko 13 / 18 — Tietoturva</w:t>
+        <w:t xml:space="preserve">Työviikko 13 / 18 – Tietoturva</w:t>
       </w:r>
     </w:p>
     <w:p>
@@ -3349,7 +3349,7 @@
           <w:sz w:val="21"/>
           <w:szCs w:val="21"/>
         </w:rPr>
-        <w:t xml:space="preserve">☐  Testaa XSS: kirjauksen selitteeksi skriptitagi — syötteen pitää näkyä tekstinä.</w:t>
+        <w:t xml:space="preserve">☐  Testaa XSS: kirjauksen selitteeksi skriptitagi. Syötteen pitää näkyä tekstinä.</w:t>
       </w:r>
     </w:p>
     <w:p>
@@ -3389,7 +3389,7 @@
           <w:bCs/>
           <w:color w:val="155e75"/>
         </w:rPr>
-        <w:t xml:space="preserve">Työviikko 14 / 18 — Testausviikko</w:t>
+        <w:t xml:space="preserve">Työviikko 14 / 18 – Testausviikko</w:t>
       </w:r>
     </w:p>
     <w:p>
@@ -3404,7 +3404,7 @@
           <w:sz w:val="21"/>
           <w:szCs w:val="21"/>
         </w:rPr>
-        <w:t xml:space="preserve">Vähintään 12 suunniteltua testitapausta on ajettu kolmessa luokassa — normaali, rajat ja virhetilanteet — ja vähintään kaksi täydellistä virheenkorjausketjua on dokumentoitu.</w:t>
+        <w:t xml:space="preserve">Vähintään 12 suunniteltua testitapausta on ajettu kolmessa luokassa (normaali, rajat ja virhetilanteet) ja vähintään kaksi täydellistä virheenkorjausketjua on dokumentoitu.</w:t>
       </w:r>
     </w:p>
     <w:p>
@@ -3492,7 +3492,7 @@
           <w:bCs/>
           <w:color w:val="155e75"/>
         </w:rPr>
-        <w:t xml:space="preserve">Työviikko 15 / 18 — Laatu ja dokumentointi</w:t>
+        <w:t xml:space="preserve">Työviikko 15 / 18 – Laatu ja dokumentointi</w:t>
       </w:r>
     </w:p>
     <w:p>
@@ -3595,7 +3595,7 @@
           <w:bCs/>
           <w:color w:val="155e75"/>
         </w:rPr>
-        <w:t xml:space="preserve">Vaihe D — Julkaisu: RC ja julkaisutestaus, v1.0 ja näyttö</w:t>
+        <w:t xml:space="preserve">Vaihe D – Julkaisu: RC ja julkaisutestaus, v1.0 ja näyttö</w:t>
       </w:r>
     </w:p>
     <w:p>
@@ -3609,7 +3609,7 @@
           <w:bCs/>
           <w:color w:val="155e75"/>
         </w:rPr>
-        <w:t xml:space="preserve">Työviikko 16 / 18 — RC ja julkaisutestaus</w:t>
+        <w:t xml:space="preserve">Työviikko 16 / 18 – RC ja julkaisutestaus</w:t>
       </w:r>
     </w:p>
     <w:p>
@@ -3624,7 +3624,7 @@
           <w:sz w:val="21"/>
           <w:szCs w:val="21"/>
         </w:rPr>
-        <w:t xml:space="preserve">Sisältö on jäädytetty, julkaisuehdokas v1.0-rc1 on julkaistu ja merkitty Git-tagilla — ja nimetty ulkopuolinen henkilö on testannut sen molemmilla rooleilla pelkän kirjallisen ohjeen avulla.</w:t>
+        <w:t xml:space="preserve">Sisältö on jäädytetty, julkaisuehdokas v1.0-rc1 on julkaistu ja merkitty Git-tagilla, ja nimetty ulkopuolinen henkilö on testannut sen molemmilla rooleilla pelkän kirjallisen ohjeen avulla.</w:t>
       </w:r>
     </w:p>
     <w:p>
@@ -3685,7 +3685,7 @@
           <w:sz w:val="19"/>
           <w:szCs w:val="19"/>
         </w:rPr>
-        <w:t xml:space="preserve">Valmis kun: v1.0-rc1 on julkisessa osoitteessa ja merkitty tagilla; oma asennuspöytäkirja ja ulkopuolisen testauspöytäkirja (nimetty rooli, ajankohta, testaajan omat sanat erillään omasta tulkinnasta) ovat repossa; estävät virheet on kirjattu issueiksi — niitä ei korjata kiireellä tällä viikolla vaan seuraavalla.</w:t>
+        <w:t xml:space="preserve">Valmis kun: v1.0-rc1 on julkisessa osoitteessa ja merkitty tagilla; oma asennuspöytäkirja ja ulkopuolisen testauspöytäkirja (nimetty rooli, ajankohta, testaajan omat sanat erillään omasta tulkinnasta) ovat repossa; estävät virheet on kirjattu issueiksi (niitä ei korjata kiireellä tällä viikolla vaan seuraavalla).</w:t>
       </w:r>
     </w:p>
     <w:p>
@@ -3712,7 +3712,7 @@
           <w:bCs/>
           <w:color w:val="155e75"/>
         </w:rPr>
-        <w:t xml:space="preserve">Työviikko 17 / 18 — Julkaisu v1.0</w:t>
+        <w:t xml:space="preserve">Työviikko 17 / 18 – Julkaisu v1.0</w:t>
       </w:r>
     </w:p>
     <w:p>
@@ -3815,7 +3815,7 @@
           <w:bCs/>
           <w:color w:val="155e75"/>
         </w:rPr>
-        <w:t xml:space="preserve">Työviikko 18 / 18 — Näyttö</w:t>
+        <w:t xml:space="preserve">Työviikko 18 / 18 – Näyttö</w:t>
       </w:r>
     </w:p>
     <w:p>
@@ -3937,7 +3937,7 @@
           <w:sz w:val="21"/>
           <w:szCs w:val="21"/>
         </w:rPr>
-        <w:t xml:space="preserve">Ma  ·  Sisältöjäädytys — viimeinen hyväksytty versio, matriisin täsmälinkitys alkaa</w:t>
+        <w:t xml:space="preserve">Ma  ·  Sisältöjäädytys: viimeinen hyväksytty versio, matriisin täsmälinkitys alkaa</w:t>
       </w:r>
     </w:p>
     <w:p>
@@ -4012,7 +4012,7 @@
           <w:bCs/>
           <w:color w:val="155e75"/>
         </w:rPr>
-        <w:t xml:space="preserve">Näyttömatriisi — 32 osaamisvaatimusta</w:t>
+        <w:t xml:space="preserve">Näyttömatriisi – 32 osaamisvaatimusta</w:t>
       </w:r>
     </w:p>
     <w:p>
@@ -4051,127 +4051,127 @@
           <w:sz w:val="19"/>
           <w:szCs w:val="19"/>
         </w:rPr>
-        <w:t xml:space="preserve">☐  käyttää ohjelmointieditoria tai kehitysympäristöä — VS Code, Vite dev -palvelin ja selaimen kehittäjätyökalut käytössä työviikolta 1: versiotaulukko, kuvakaappaus ja npm-skriptit README:ssä.</w:t>
-      </w:r>
-    </w:p>
-    <w:p>
-      <w:pPr>
-        <w:spacing w:after="60" w:before="0"/>
-      </w:pPr>
-      <w:r>
-        <w:rPr>
-          <w:sz w:val="19"/>
-          <w:szCs w:val="19"/>
-        </w:rPr>
-        <w:t xml:space="preserve">☐  etsii ja korjaa virheitä ohjelmakoodista — Kolme täydellistä virheenkorjausketjua (työviikot 14, 17; havainnot myös 8–9 ja 16): havainto, toisto, syy, korjauscommit, uusintatesti ja regressiotesti.</w:t>
-      </w:r>
-    </w:p>
-    <w:p>
-      <w:pPr>
-        <w:spacing w:after="60" w:before="0"/>
-      </w:pPr>
-      <w:r>
-        <w:rPr>
-          <w:sz w:val="19"/>
-          <w:szCs w:val="19"/>
-        </w:rPr>
-        <w:t xml:space="preserve">☐  testaa ohjelman toimintoja — Testiraportti työviikolta 14: vähintään 12 tapausta odotettuine tuloksineen ennen ajoa; lomakkeet, roolit, tallennus, virhetilanteet ja responsiivisuus testattuina.</w:t>
-      </w:r>
-    </w:p>
-    <w:p>
-      <w:pPr>
-        <w:spacing w:after="60" w:before="0"/>
-      </w:pPr>
-      <w:r>
-        <w:rPr>
-          <w:sz w:val="19"/>
-          <w:szCs w:val="19"/>
-        </w:rPr>
-        <w:t xml:space="preserve">☐  käyttää rakenteista ohjelmointia toteutuksissa — Laskentalogiikka omana moduulina työviikolla 8: funktiot, ehdot ja tietorakenteet raporttien ryhmittelyssä; moduulijako client, server, routes ja laskenta.</w:t>
-      </w:r>
-    </w:p>
-    <w:p>
-      <w:pPr>
-        <w:spacing w:after="60" w:before="0"/>
-      </w:pPr>
-      <w:r>
-        <w:rPr>
-          <w:sz w:val="19"/>
-          <w:szCs w:val="19"/>
-        </w:rPr>
-        <w:t xml:space="preserve">☐  kirjoittaa ylläpidettävää ohjelmakoodia — Kolme dokumentoitua refaktorointia työviikolla 15 ennen/jälkeen-diffeineen ja perusteluineen; nimeämiskäytäntö ja vastuiden jako kuvattuina.</w:t>
-      </w:r>
-    </w:p>
-    <w:p>
-      <w:pPr>
-        <w:spacing w:after="60" w:before="0"/>
-      </w:pPr>
-      <w:r>
-        <w:rPr>
-          <w:sz w:val="19"/>
-          <w:szCs w:val="19"/>
-        </w:rPr>
-        <w:t xml:space="preserve">☐  tulkitsee suunnitelmia ja toteuttaa käyttöliittymän tai sen osia — Kirjausnäkymä toteutettu työviikolla 5 työviikon 2 rautalangan mukaan itse ilman UI-kirjastoa; mobiili ja palautteet käyttäjälle viimeistellään työviikolla 12.</w:t>
-      </w:r>
-    </w:p>
-    <w:p>
-      <w:pPr>
-        <w:spacing w:after="60" w:before="0"/>
-      </w:pPr>
-      <w:r>
-        <w:rPr>
-          <w:sz w:val="19"/>
-          <w:szCs w:val="19"/>
-        </w:rPr>
-        <w:t xml:space="preserve">☐  tulkitsee suunnitelmia ja toteuttaa ohjelmiston toimintoja — Hallintanäkymien toiminnot työviikolla 6 käyttäjätarinoiden ja hyväksymiskriteerien perusteella; omien kirjausten hallinta täydentää työviikolla 7. Issue-commit-ketju näkyvissä.</w:t>
-      </w:r>
-    </w:p>
-    <w:p>
-      <w:pPr>
-        <w:spacing w:after="60" w:before="0"/>
-      </w:pPr>
-      <w:r>
-        <w:rPr>
-          <w:sz w:val="19"/>
-          <w:szCs w:val="19"/>
-        </w:rPr>
-        <w:t xml:space="preserve">☐  sopii tehtävistä tiimin muiden jäsenten kanssa — Issue-taulu työviikolta 2 alkaen ja viikoittainen sopiminen ohjaajan kanssa tiimiroolissa; tehtävien tila näkyvänä koko projektin ajan.</w:t>
-      </w:r>
-    </w:p>
-    <w:p>
-      <w:pPr>
-        <w:spacing w:after="60" w:before="0"/>
-      </w:pPr>
-      <w:r>
-        <w:rPr>
-          <w:sz w:val="19"/>
-          <w:szCs w:val="19"/>
-        </w:rPr>
-        <w:t xml:space="preserve">☐  etsii ratkaisuvaihtoehtoja ja ratkoo ongelmia yhdessä tiimin kanssa — Istuntotapavertailu työviikolla 4: evästesession ja tokenin hyödyt ja riskit tässä sovelluksessa, kirjattu keskustelu ja yhteinen päätös ohjaajan kanssa.</w:t>
-      </w:r>
-    </w:p>
-    <w:p>
-      <w:pPr>
-        <w:spacing w:after="60" w:before="0"/>
-      </w:pPr>
-      <w:r>
-        <w:rPr>
-          <w:sz w:val="19"/>
-          <w:szCs w:val="19"/>
-        </w:rPr>
-        <w:t xml:space="preserve">☐  arvioi ratkaisujen toimivuuden yhdessä tiimin kanssa — Katselmointi työviikolla 10: täyttääkö toteutus käyttäjätarinat ja mitä muutetaan ennen seuraavaa versiota. Muistio ja priorisoitu muutoslista, todennus työviikolla 11.</w:t>
-      </w:r>
-    </w:p>
-    <w:p>
-      <w:pPr>
-        <w:spacing w:after="60" w:before="0"/>
-      </w:pPr>
-      <w:r>
-        <w:rPr>
-          <w:sz w:val="19"/>
-          <w:szCs w:val="19"/>
-        </w:rPr>
-        <w:t xml:space="preserve">☐  arvioi omaa toimintaa tiimin jäsenenä — Itsearviointi työviikolla 18 konkreettisin tilantein: mikä onnistui, missä tarvitsit apua ja keneltä, mitä tekisit toisin.</w:t>
+        <w:t xml:space="preserve">☐  käyttää ohjelmointieditoria tai kehitysympäristöä – VS Code, Vite dev -palvelin ja selaimen kehittäjätyökalut käytössä työviikolta 1: versiotaulukko, kuvakaappaus ja npm-skriptit README:ssä.</w:t>
+      </w:r>
+    </w:p>
+    <w:p>
+      <w:pPr>
+        <w:spacing w:after="60" w:before="0"/>
+      </w:pPr>
+      <w:r>
+        <w:rPr>
+          <w:sz w:val="19"/>
+          <w:szCs w:val="19"/>
+        </w:rPr>
+        <w:t xml:space="preserve">☐  etsii ja korjaa virheitä ohjelmakoodista – Kolme täydellistä virheenkorjausketjua (työviikot 14, 17; havainnot myös 8–9 ja 16): havainto, toisto, syy, korjauscommit, uusintatesti ja regressiotesti.</w:t>
+      </w:r>
+    </w:p>
+    <w:p>
+      <w:pPr>
+        <w:spacing w:after="60" w:before="0"/>
+      </w:pPr>
+      <w:r>
+        <w:rPr>
+          <w:sz w:val="19"/>
+          <w:szCs w:val="19"/>
+        </w:rPr>
+        <w:t xml:space="preserve">☐  testaa ohjelman toimintoja – Testiraportti työviikolta 14: vähintään 12 tapausta odotettuine tuloksineen ennen ajoa; lomakkeet, roolit, tallennus, virhetilanteet ja responsiivisuus testattuina.</w:t>
+      </w:r>
+    </w:p>
+    <w:p>
+      <w:pPr>
+        <w:spacing w:after="60" w:before="0"/>
+      </w:pPr>
+      <w:r>
+        <w:rPr>
+          <w:sz w:val="19"/>
+          <w:szCs w:val="19"/>
+        </w:rPr>
+        <w:t xml:space="preserve">☐  käyttää rakenteista ohjelmointia toteutuksissa – Laskentalogiikka omana moduulina työviikolla 8: funktiot, ehdot ja tietorakenteet raporttien ryhmittelyssä; moduulijako client, server, routes ja laskenta.</w:t>
+      </w:r>
+    </w:p>
+    <w:p>
+      <w:pPr>
+        <w:spacing w:after="60" w:before="0"/>
+      </w:pPr>
+      <w:r>
+        <w:rPr>
+          <w:sz w:val="19"/>
+          <w:szCs w:val="19"/>
+        </w:rPr>
+        <w:t xml:space="preserve">☐  kirjoittaa ylläpidettävää ohjelmakoodia – Kolme dokumentoitua refaktorointia työviikolla 15 ennen/jälkeen-diffeineen ja perusteluineen; nimeämiskäytäntö ja vastuiden jako kuvattuina.</w:t>
+      </w:r>
+    </w:p>
+    <w:p>
+      <w:pPr>
+        <w:spacing w:after="60" w:before="0"/>
+      </w:pPr>
+      <w:r>
+        <w:rPr>
+          <w:sz w:val="19"/>
+          <w:szCs w:val="19"/>
+        </w:rPr>
+        <w:t xml:space="preserve">☐  tulkitsee suunnitelmia ja toteuttaa käyttöliittymän tai sen osia – Kirjausnäkymä toteutettu työviikolla 5 työviikon 2 rautalangan mukaan itse ilman UI-kirjastoa; mobiili ja palautteet käyttäjälle viimeistellään työviikolla 12.</w:t>
+      </w:r>
+    </w:p>
+    <w:p>
+      <w:pPr>
+        <w:spacing w:after="60" w:before="0"/>
+      </w:pPr>
+      <w:r>
+        <w:rPr>
+          <w:sz w:val="19"/>
+          <w:szCs w:val="19"/>
+        </w:rPr>
+        <w:t xml:space="preserve">☐  tulkitsee suunnitelmia ja toteuttaa ohjelmiston toimintoja – Hallintanäkymien toiminnot työviikolla 6 käyttäjätarinoiden ja hyväksymiskriteerien perusteella; omien kirjausten hallinta täydentää työviikolla 7. Issue-commit-ketju näkyvissä.</w:t>
+      </w:r>
+    </w:p>
+    <w:p>
+      <w:pPr>
+        <w:spacing w:after="60" w:before="0"/>
+      </w:pPr>
+      <w:r>
+        <w:rPr>
+          <w:sz w:val="19"/>
+          <w:szCs w:val="19"/>
+        </w:rPr>
+        <w:t xml:space="preserve">☐  sopii tehtävistä tiimin muiden jäsenten kanssa – Issue-taulu työviikolta 2 alkaen ja viikoittainen sopiminen ohjaajan kanssa tiimiroolissa; tehtävien tila näkyvänä koko projektin ajan.</w:t>
+      </w:r>
+    </w:p>
+    <w:p>
+      <w:pPr>
+        <w:spacing w:after="60" w:before="0"/>
+      </w:pPr>
+      <w:r>
+        <w:rPr>
+          <w:sz w:val="19"/>
+          <w:szCs w:val="19"/>
+        </w:rPr>
+        <w:t xml:space="preserve">☐  etsii ratkaisuvaihtoehtoja ja ratkoo ongelmia yhdessä tiimin kanssa – Istuntotapavertailu työviikolla 4: evästesession ja tokenin hyödyt ja riskit tässä sovelluksessa, kirjattu keskustelu ja yhteinen päätös ohjaajan kanssa.</w:t>
+      </w:r>
+    </w:p>
+    <w:p>
+      <w:pPr>
+        <w:spacing w:after="60" w:before="0"/>
+      </w:pPr>
+      <w:r>
+        <w:rPr>
+          <w:sz w:val="19"/>
+          <w:szCs w:val="19"/>
+        </w:rPr>
+        <w:t xml:space="preserve">☐  arvioi ratkaisujen toimivuuden yhdessä tiimin kanssa – Katselmointi työviikolla 10: täyttääkö toteutus käyttäjätarinat ja mitä muutetaan ennen seuraavaa versiota. Muistio ja priorisoitu muutoslista, todennus työviikolla 11.</w:t>
+      </w:r>
+    </w:p>
+    <w:p>
+      <w:pPr>
+        <w:spacing w:after="60" w:before="0"/>
+      </w:pPr>
+      <w:r>
+        <w:rPr>
+          <w:sz w:val="19"/>
+          <w:szCs w:val="19"/>
+        </w:rPr>
+        <w:t xml:space="preserve">☐  arvioi omaa toimintaa tiimin jäsenenä – Itsearviointi työviikolla 18 konkreettisin tilantein: mikä onnistui, missä tarvitsit apua ja keneltä, mitä tekisit toisin.</w:t>
       </w:r>
     </w:p>
     <w:p>
@@ -4197,163 +4197,163 @@
           <w:sz w:val="19"/>
           <w:szCs w:val="19"/>
         </w:rPr>
-        <w:t xml:space="preserve">☐  selvittää kehitystiimin kanssa asiakkaan tarpeet — Toimeksianto purettu käyttäjätarinoiksi ja käyttäjäryhmiksi työviikolla 2; kysymyslista ja kirjatut vastaukset, rajaus sovittu ja täydennetty työviikolla 10.</w:t>
-      </w:r>
-    </w:p>
-    <w:p>
-      <w:pPr>
-        <w:spacing w:after="60" w:before="0"/>
-      </w:pPr>
-      <w:r>
-        <w:rPr>
-          <w:sz w:val="19"/>
-          <w:szCs w:val="19"/>
-        </w:rPr>
-        <w:t xml:space="preserve">☐  viestii tekniset asiat asiakaslähtöisesti — Katselmointiesittely työviikolla 10 ja luovutusviesti työviikolla 17 ilman teknistä jargonia: mitä ratkaisu tarkoittaa käyttäjälle, vaihtoehdot ja rajoitteet.</w:t>
-      </w:r>
-    </w:p>
-    <w:p>
-      <w:pPr>
-        <w:spacing w:after="60" w:before="0"/>
-      </w:pPr>
-      <w:r>
-        <w:rPr>
-          <w:sz w:val="19"/>
-          <w:szCs w:val="19"/>
-        </w:rPr>
-        <w:t xml:space="preserve">☐  osallistuu version katselmointiin — Kaksi katselmointia: väliversion asiakaskatselmointi työviikolla 10 ja julkaisuehdokkaan julkaisutestaus työviikolla 16. Palaute ja sovitut muutokset kirjattuina.</w:t>
-      </w:r>
-    </w:p>
-    <w:p>
-      <w:pPr>
-        <w:spacing w:after="60" w:before="0"/>
-      </w:pPr>
-      <w:r>
-        <w:rPr>
-          <w:sz w:val="19"/>
-          <w:szCs w:val="19"/>
-        </w:rPr>
-        <w:t xml:space="preserve">☐  asettaa kehitystiimin kanssa toteutettavat toiminnot tärkeysjärjestykseen — P0-, P1- ja P2-priorisointi ohjaajan kanssa työviikolla 2; P0-ydin eli kirjaus, roolit ja raportit toteutettu ensin.</w:t>
-      </w:r>
-    </w:p>
-    <w:p>
-      <w:pPr>
-        <w:spacing w:after="60" w:before="0"/>
-      </w:pPr>
-      <w:r>
-        <w:rPr>
-          <w:sz w:val="19"/>
-          <w:szCs w:val="19"/>
-        </w:rPr>
-        <w:t xml:space="preserve">☐  jakaa kehitystiimin kanssa toteutettavat toiminnot tehtäviksi — Käyttäjätarinat pilkottu issueiksi työviikolla 2 hyväksymiskriteereineen, noin puolen tai yhden päivän kokoisina; issue-taulu koko projektin ajan.</w:t>
-      </w:r>
-    </w:p>
-    <w:p>
-      <w:pPr>
-        <w:spacing w:after="60" w:before="0"/>
-      </w:pPr>
-      <w:r>
-        <w:rPr>
-          <w:sz w:val="19"/>
-          <w:szCs w:val="19"/>
-        </w:rPr>
-        <w:t xml:space="preserve">☐  suunnittelee ja arvioi kehitystiimin kanssa tehtävien toteuttamista — Työmääräarviot issueissa työviikolta 2 ja arvio vs. toteuma -vertailu työviikolta 7 omista TuntiTutka-kirjauksista; suunnitelman päivitys, kun arvio petti.</w:t>
-      </w:r>
-    </w:p>
-    <w:p>
-      <w:pPr>
-        <w:spacing w:after="60" w:before="0"/>
-      </w:pPr>
-      <w:r>
-        <w:rPr>
-          <w:sz w:val="19"/>
-          <w:szCs w:val="19"/>
-        </w:rPr>
-        <w:t xml:space="preserve">☐  kehittää ohjelmiston toimintalogiikkaa — Yhteenvetojen laskenta lennossa työviikolla 8 viikoittain, henkilöittäin ja tehtävälajeittain ilman tallennettuja summia; käyttöoikeudet, validointi ja omistajuussäännöt työviikoilta 4, 7 ja 13.</w:t>
-      </w:r>
-    </w:p>
-    <w:p>
-      <w:pPr>
-        <w:spacing w:after="60" w:before="0"/>
-      </w:pPr>
-      <w:r>
-        <w:rPr>
-          <w:sz w:val="19"/>
-          <w:szCs w:val="19"/>
-        </w:rPr>
-        <w:t xml:space="preserve">☐  valitsee ohjelmistoon sopivan tietovaraston — Vertailu SQLite, JSON-tiedosto ja PostgreSQL työviikolla 2 datan rakenteen, käyttötilanteen ja laajuuden perusteella; perusteltu valinta suunnitelmassa.</w:t>
-      </w:r>
-    </w:p>
-    <w:p>
-      <w:pPr>
-        <w:spacing w:after="60" w:before="0"/>
-      </w:pPr>
-      <w:r>
-        <w:rPr>
-          <w:sz w:val="19"/>
-          <w:szCs w:val="19"/>
-        </w:rPr>
-        <w:t xml:space="preserve">☐  toteuttaa yhteyden tietovarastoon — Kirjausten ja hallintadatan luku, lisäys, muokkaus ja poisto SQLitestä hallitusti työviikoilta 5–7; skeema ja init-skripti työviikolta 3.</w:t>
-      </w:r>
-    </w:p>
-    <w:p>
-      <w:pPr>
-        <w:spacing w:after="60" w:before="0"/>
-      </w:pPr>
-      <w:r>
-        <w:rPr>
-          <w:sz w:val="19"/>
-          <w:szCs w:val="19"/>
-        </w:rPr>
-        <w:t xml:space="preserve">☐  hyödyntää rajapintoja ja käsittelee tietoa — Raportti-API:n kutsu fetchillä työviikolla 9, JSON-muunnos kaavion muotoon testattuna funktiona ja virhetilanteet eli tyhjä data, verkkovirhe ja lataus käsiteltyinä.</w:t>
-      </w:r>
-    </w:p>
-    <w:p>
-      <w:pPr>
-        <w:spacing w:after="60" w:before="0"/>
-      </w:pPr>
-      <w:r>
-        <w:rPr>
-          <w:sz w:val="19"/>
-          <w:szCs w:val="19"/>
-        </w:rPr>
-        <w:t xml:space="preserve">☐  arvioi ohjelmiston tietoturvaa — Tietoturva-arvio työviikolla 13: syötteet, käyttöoikeudet, salasanat, istunnot ja tietojen näkyvyys; ajettu reittitaulukko ja XSS-testi, salaisuudet ympäristömuuttujissa.</w:t>
-      </w:r>
-    </w:p>
-    <w:p>
-      <w:pPr>
-        <w:spacing w:after="60" w:before="0"/>
-      </w:pPr>
-      <w:r>
-        <w:rPr>
-          <w:sz w:val="19"/>
-          <w:szCs w:val="19"/>
-        </w:rPr>
-        <w:t xml:space="preserve">☐  käyttää versionhallintaa — Git koko projektin ajan työviikolta 1: tarkoituksenmukaiset commitit, etärepository ja haarakäytäntö. Historia työnäytteenä, koonti työviikolla 11.</w:t>
-      </w:r>
-    </w:p>
-    <w:p>
-      <w:pPr>
-        <w:spacing w:after="60" w:before="0"/>
-      </w:pPr>
-      <w:r>
-        <w:rPr>
-          <w:sz w:val="19"/>
-          <w:szCs w:val="19"/>
-        </w:rPr>
-        <w:t xml:space="preserve">☐  liittää ohjelman osan olemassa olevaan versioon — Palautemuutos ominaisuushaarassa työviikolla 11: pull request, itsekatselmointi, konfliktin ratkaisu ja merge pääversioon.</w:t>
-      </w:r>
-    </w:p>
-    <w:p>
-      <w:pPr>
-        <w:spacing w:after="60" w:before="0"/>
-      </w:pPr>
-      <w:r>
-        <w:rPr>
-          <w:sz w:val="19"/>
-          <w:szCs w:val="19"/>
-        </w:rPr>
-        <w:t xml:space="preserve">☐  julkaisee ohjelman tuotantoympäristöön — Tuotantobuild, ympäristöasetukset ja julkaisu valittuun pilvialustaan: ensijulkaisu työviikolla 3, julkaisuehdokas 16 ja v1.0 työviikolla 17 julkisessa osoitteessa.</w:t>
+        <w:t xml:space="preserve">☐  selvittää kehitystiimin kanssa asiakkaan tarpeet – Toimeksianto purettu käyttäjätarinoiksi ja käyttäjäryhmiksi työviikolla 2; kysymyslista ja kirjatut vastaukset, rajaus sovittu ja täydennetty työviikolla 10.</w:t>
+      </w:r>
+    </w:p>
+    <w:p>
+      <w:pPr>
+        <w:spacing w:after="60" w:before="0"/>
+      </w:pPr>
+      <w:r>
+        <w:rPr>
+          <w:sz w:val="19"/>
+          <w:szCs w:val="19"/>
+        </w:rPr>
+        <w:t xml:space="preserve">☐  viestii tekniset asiat asiakaslähtöisesti – Katselmointiesittely työviikolla 10 ja luovutusviesti työviikolla 17 ilman teknistä jargonia: mitä ratkaisu tarkoittaa käyttäjälle, vaihtoehdot ja rajoitteet.</w:t>
+      </w:r>
+    </w:p>
+    <w:p>
+      <w:pPr>
+        <w:spacing w:after="60" w:before="0"/>
+      </w:pPr>
+      <w:r>
+        <w:rPr>
+          <w:sz w:val="19"/>
+          <w:szCs w:val="19"/>
+        </w:rPr>
+        <w:t xml:space="preserve">☐  osallistuu version katselmointiin – Kaksi katselmointia: väliversion asiakaskatselmointi työviikolla 10 ja julkaisuehdokkaan julkaisutestaus työviikolla 16. Palaute ja sovitut muutokset kirjattuina.</w:t>
+      </w:r>
+    </w:p>
+    <w:p>
+      <w:pPr>
+        <w:spacing w:after="60" w:before="0"/>
+      </w:pPr>
+      <w:r>
+        <w:rPr>
+          <w:sz w:val="19"/>
+          <w:szCs w:val="19"/>
+        </w:rPr>
+        <w:t xml:space="preserve">☐  asettaa kehitystiimin kanssa toteutettavat toiminnot tärkeysjärjestykseen – P0-, P1- ja P2-priorisointi ohjaajan kanssa työviikolla 2; P0-ydin eli kirjaus, roolit ja raportit toteutettu ensin.</w:t>
+      </w:r>
+    </w:p>
+    <w:p>
+      <w:pPr>
+        <w:spacing w:after="60" w:before="0"/>
+      </w:pPr>
+      <w:r>
+        <w:rPr>
+          <w:sz w:val="19"/>
+          <w:szCs w:val="19"/>
+        </w:rPr>
+        <w:t xml:space="preserve">☐  jakaa kehitystiimin kanssa toteutettavat toiminnot tehtäviksi – Käyttäjätarinat pilkottu issueiksi työviikolla 2 hyväksymiskriteereineen, noin puolen tai yhden päivän kokoisina; issue-taulu koko projektin ajan.</w:t>
+      </w:r>
+    </w:p>
+    <w:p>
+      <w:pPr>
+        <w:spacing w:after="60" w:before="0"/>
+      </w:pPr>
+      <w:r>
+        <w:rPr>
+          <w:sz w:val="19"/>
+          <w:szCs w:val="19"/>
+        </w:rPr>
+        <w:t xml:space="preserve">☐  suunnittelee ja arvioi kehitystiimin kanssa tehtävien toteuttamista – Työmääräarviot issueissa työviikolta 2 ja arvio vs. toteuma -vertailu työviikolta 7 omista TuntiTutka-kirjauksista; suunnitelman päivitys, kun arvio petti.</w:t>
+      </w:r>
+    </w:p>
+    <w:p>
+      <w:pPr>
+        <w:spacing w:after="60" w:before="0"/>
+      </w:pPr>
+      <w:r>
+        <w:rPr>
+          <w:sz w:val="19"/>
+          <w:szCs w:val="19"/>
+        </w:rPr>
+        <w:t xml:space="preserve">☐  kehittää ohjelmiston toimintalogiikkaa – Yhteenvetojen laskenta lennossa työviikolla 8 viikoittain, henkilöittäin ja tehtävälajeittain ilman tallennettuja summia; käyttöoikeudet, validointi ja omistajuussäännöt työviikoilta 4, 7 ja 13.</w:t>
+      </w:r>
+    </w:p>
+    <w:p>
+      <w:pPr>
+        <w:spacing w:after="60" w:before="0"/>
+      </w:pPr>
+      <w:r>
+        <w:rPr>
+          <w:sz w:val="19"/>
+          <w:szCs w:val="19"/>
+        </w:rPr>
+        <w:t xml:space="preserve">☐  valitsee ohjelmistoon sopivan tietovaraston – Vertailu SQLite, JSON-tiedosto ja PostgreSQL työviikolla 2 datan rakenteen, käyttötilanteen ja laajuuden perusteella; perusteltu valinta suunnitelmassa.</w:t>
+      </w:r>
+    </w:p>
+    <w:p>
+      <w:pPr>
+        <w:spacing w:after="60" w:before="0"/>
+      </w:pPr>
+      <w:r>
+        <w:rPr>
+          <w:sz w:val="19"/>
+          <w:szCs w:val="19"/>
+        </w:rPr>
+        <w:t xml:space="preserve">☐  toteuttaa yhteyden tietovarastoon – Kirjausten ja hallintadatan luku, lisäys, muokkaus ja poisto SQLitestä hallitusti työviikoilta 5–7; skeema ja init-skripti työviikolta 3.</w:t>
+      </w:r>
+    </w:p>
+    <w:p>
+      <w:pPr>
+        <w:spacing w:after="60" w:before="0"/>
+      </w:pPr>
+      <w:r>
+        <w:rPr>
+          <w:sz w:val="19"/>
+          <w:szCs w:val="19"/>
+        </w:rPr>
+        <w:t xml:space="preserve">☐  hyödyntää rajapintoja ja käsittelee tietoa – Raportti-API:n kutsu fetchillä työviikolla 9, JSON-muunnos kaavion muotoon testattuna funktiona ja virhetilanteet eli tyhjä data, verkkovirhe ja lataus käsiteltyinä.</w:t>
+      </w:r>
+    </w:p>
+    <w:p>
+      <w:pPr>
+        <w:spacing w:after="60" w:before="0"/>
+      </w:pPr>
+      <w:r>
+        <w:rPr>
+          <w:sz w:val="19"/>
+          <w:szCs w:val="19"/>
+        </w:rPr>
+        <w:t xml:space="preserve">☐  arvioi ohjelmiston tietoturvaa – Tietoturva-arvio työviikolla 13: syötteet, käyttöoikeudet, salasanat, istunnot ja tietojen näkyvyys; ajettu reittitaulukko ja XSS-testi, salaisuudet ympäristömuuttujissa.</w:t>
+      </w:r>
+    </w:p>
+    <w:p>
+      <w:pPr>
+        <w:spacing w:after="60" w:before="0"/>
+      </w:pPr>
+      <w:r>
+        <w:rPr>
+          <w:sz w:val="19"/>
+          <w:szCs w:val="19"/>
+        </w:rPr>
+        <w:t xml:space="preserve">☐  käyttää versionhallintaa – Git koko projektin ajan työviikolta 1: tarkoituksenmukaiset commitit, etärepository ja haarakäytäntö. Historia työnäytteenä, koonti työviikolla 11.</w:t>
+      </w:r>
+    </w:p>
+    <w:p>
+      <w:pPr>
+        <w:spacing w:after="60" w:before="0"/>
+      </w:pPr>
+      <w:r>
+        <w:rPr>
+          <w:sz w:val="19"/>
+          <w:szCs w:val="19"/>
+        </w:rPr>
+        <w:t xml:space="preserve">☐  liittää ohjelman osan olemassa olevaan versioon – Palautemuutos ominaisuushaarassa työviikolla 11: pull request, itsekatselmointi, konfliktin ratkaisu ja merge pääversioon.</w:t>
+      </w:r>
+    </w:p>
+    <w:p>
+      <w:pPr>
+        <w:spacing w:after="60" w:before="0"/>
+      </w:pPr>
+      <w:r>
+        <w:rPr>
+          <w:sz w:val="19"/>
+          <w:szCs w:val="19"/>
+        </w:rPr>
+        <w:t xml:space="preserve">☐  julkaisee ohjelman tuotantoympäristöön – Tuotantobuild, ympäristöasetukset ja julkaisu valittuun pilvialustaan: ensijulkaisu työviikolla 3, julkaisuehdokas 16 ja v1.0 työviikolla 17 julkisessa osoitteessa.</w:t>
       </w:r>
     </w:p>
     <w:p>
@@ -4379,79 +4379,79 @@
           <w:sz w:val="19"/>
           <w:szCs w:val="19"/>
         </w:rPr>
-        <w:t xml:space="preserve">☐  ottaa käyttöön ja konfiguroi ohjelmistokomponenttikirjaston käyttöön soveltuvan kehittämisympäristön — Svelte- ja Vite-projektin luonti ja konfigurointi työviikolla 1: vite.config, dev-proxy backendiin työviikolla 3 sekä kehitys- ja tuotantoasetukset.</w:t>
-      </w:r>
-    </w:p>
-    <w:p>
-      <w:pPr>
-        <w:spacing w:after="60" w:before="0"/>
-      </w:pPr>
-      <w:r>
-        <w:rPr>
-          <w:sz w:val="19"/>
-          <w:szCs w:val="19"/>
-        </w:rPr>
-        <w:t xml:space="preserve">☐  selvittää ohjelmistokomponenttikirjaston tarjoamat mahdollisuudet ja rajoitteet — Kirjallinen selvitys työviikolla 3: mitä Svelte ja Vite ratkaisevat eli komponentit, reaktiivisuus ja build, mitä eivät eli reititys ja kaaviot, ja mistä puuttuva otetaan.</w:t>
-      </w:r>
-    </w:p>
-    <w:p>
-      <w:pPr>
-        <w:spacing w:after="60" w:before="0"/>
-      </w:pPr>
-      <w:r>
-        <w:rPr>
-          <w:sz w:val="19"/>
-          <w:szCs w:val="19"/>
-        </w:rPr>
-        <w:t xml:space="preserve">☐  käyttää ohjelmistokomponenttikirjaston tärkeimpiä toimintoja ja työkaluja — Komponentit, propsit, tapahtumat, lomakesidonnat, ehdollinen renderöinti ja store istuntotilalle osoitettuina kirjausnäkymässä työviikolla 5 ja raporttinäkymässä 9.</w:t>
-      </w:r>
-    </w:p>
-    <w:p>
-      <w:pPr>
-        <w:spacing w:after="60" w:before="0"/>
-      </w:pPr>
-      <w:r>
-        <w:rPr>
-          <w:sz w:val="19"/>
-          <w:szCs w:val="19"/>
-        </w:rPr>
-        <w:t xml:space="preserve">☐  tuo kehittämisympäristöön ulkoisia komponentteja — Kaksi perusteltua ulkoista komponenttia: reitityskirjasto työviikolla 6 vertailuineen ja konfigurointeineen sekä kaaviokirjasto työviikolla 9 kokoineen, lisensseineen ja riippuvuuksineen.</w:t>
-      </w:r>
-    </w:p>
-    <w:p>
-      <w:pPr>
-        <w:spacing w:after="60" w:before="0"/>
-      </w:pPr>
-      <w:r>
-        <w:rPr>
-          <w:sz w:val="19"/>
-          <w:szCs w:val="19"/>
-        </w:rPr>
-        <w:t xml:space="preserve">☐  suunnittelee, toteuttaa ja testaa ohjelmiston ohjelmistokomponenttikirjastoa käyttäen — Komponenttirakenne ja vastuut suunnitelmassa työviikolla 2, sovellus toteutettu Sveltellä käyttäjätarinoiden mukaan ja omat sekä kirjastoon liittyvät ratkaisut testattuina työviikolla 14.</w:t>
-      </w:r>
-    </w:p>
-    <w:p>
-      <w:pPr>
-        <w:spacing w:after="60" w:before="0"/>
-      </w:pPr>
-      <w:r>
-        <w:rPr>
-          <w:sz w:val="19"/>
-          <w:szCs w:val="19"/>
-        </w:rPr>
-        <w:t xml:space="preserve">☐  julkaisee ohjelmiston asiakkaan ympäristöön — Viten tuotantobuild ja julkaisu sovittuun pilviympäristöön: julkaisuehdokas tagilla v1.0-rc1 työviikolla 16 ja v1.0 työviikolla 17.</w:t>
-      </w:r>
-    </w:p>
-    <w:p>
-      <w:pPr>
-        <w:spacing w:after="60" w:before="0"/>
-      </w:pPr>
-      <w:r>
-        <w:rPr>
-          <w:sz w:val="19"/>
-          <w:szCs w:val="19"/>
-        </w:rPr>
-        <w:t xml:space="preserve">☐  dokumentoi ohjelmiston sovitulla tavalla — README työviikolla 15: käyttöönotto, käynnistys, riippuvuudet rooleineen ja ympäristöasetukset; lisäksi asiakkaan pikaohjeet molemmille rooleille.</w:t>
+        <w:t xml:space="preserve">☐  ottaa käyttöön ja konfiguroi ohjelmistokomponenttikirjaston käyttöön soveltuvan kehittämisympäristön – Svelte- ja Vite-projektin luonti ja konfigurointi työviikolla 1: vite.config, dev-proxy backendiin työviikolla 3 sekä kehitys- ja tuotantoasetukset.</w:t>
+      </w:r>
+    </w:p>
+    <w:p>
+      <w:pPr>
+        <w:spacing w:after="60" w:before="0"/>
+      </w:pPr>
+      <w:r>
+        <w:rPr>
+          <w:sz w:val="19"/>
+          <w:szCs w:val="19"/>
+        </w:rPr>
+        <w:t xml:space="preserve">☐  selvittää ohjelmistokomponenttikirjaston tarjoamat mahdollisuudet ja rajoitteet – Kirjallinen selvitys työviikolla 3: mitä Svelte ja Vite ratkaisevat eli komponentit, reaktiivisuus ja build, mitä eivät eli reititys ja kaaviot, ja mistä puuttuva otetaan.</w:t>
+      </w:r>
+    </w:p>
+    <w:p>
+      <w:pPr>
+        <w:spacing w:after="60" w:before="0"/>
+      </w:pPr>
+      <w:r>
+        <w:rPr>
+          <w:sz w:val="19"/>
+          <w:szCs w:val="19"/>
+        </w:rPr>
+        <w:t xml:space="preserve">☐  käyttää ohjelmistokomponenttikirjaston tärkeimpiä toimintoja ja työkaluja – Komponentit, propsit, tapahtumat, lomakesidonnat, ehdollinen renderöinti ja store istuntotilalle osoitettuina kirjausnäkymässä työviikolla 5 ja raporttinäkymässä 9.</w:t>
+      </w:r>
+    </w:p>
+    <w:p>
+      <w:pPr>
+        <w:spacing w:after="60" w:before="0"/>
+      </w:pPr>
+      <w:r>
+        <w:rPr>
+          <w:sz w:val="19"/>
+          <w:szCs w:val="19"/>
+        </w:rPr>
+        <w:t xml:space="preserve">☐  tuo kehittämisympäristöön ulkoisia komponentteja – Kaksi perusteltua ulkoista komponenttia: reitityskirjasto työviikolla 6 vertailuineen ja konfigurointeineen sekä kaaviokirjasto työviikolla 9 kokoineen, lisensseineen ja riippuvuuksineen.</w:t>
+      </w:r>
+    </w:p>
+    <w:p>
+      <w:pPr>
+        <w:spacing w:after="60" w:before="0"/>
+      </w:pPr>
+      <w:r>
+        <w:rPr>
+          <w:sz w:val="19"/>
+          <w:szCs w:val="19"/>
+        </w:rPr>
+        <w:t xml:space="preserve">☐  suunnittelee, toteuttaa ja testaa ohjelmiston ohjelmistokomponenttikirjastoa käyttäen – Komponenttirakenne ja vastuut suunnitelmassa työviikolla 2, sovellus toteutettu Sveltellä käyttäjätarinoiden mukaan ja omat sekä kirjastoon liittyvät ratkaisut testattuina työviikolla 14.</w:t>
+      </w:r>
+    </w:p>
+    <w:p>
+      <w:pPr>
+        <w:spacing w:after="60" w:before="0"/>
+      </w:pPr>
+      <w:r>
+        <w:rPr>
+          <w:sz w:val="19"/>
+          <w:szCs w:val="19"/>
+        </w:rPr>
+        <w:t xml:space="preserve">☐  julkaisee ohjelmiston asiakkaan ympäristöön – Viten tuotantobuild ja julkaisu sovittuun pilviympäristöön: julkaisuehdokas tagilla v1.0-rc1 työviikolla 16 ja v1.0 työviikolla 17.</w:t>
+      </w:r>
+    </w:p>
+    <w:p>
+      <w:pPr>
+        <w:spacing w:after="60" w:before="0"/>
+      </w:pPr>
+      <w:r>
+        <w:rPr>
+          <w:sz w:val="19"/>
+          <w:szCs w:val="19"/>
+        </w:rPr>
+        <w:t xml:space="preserve">☐  dokumentoi ohjelmiston sovitulla tavalla – README työviikolla 15: käyttöönotto, käynnistys, riippuvuudet rooleineen ja ympäristöasetukset; lisäksi asiakkaan pikaohjeet molemmille rooleille.</w:t>
       </w:r>
     </w:p>
     <w:p>

--- a/tuntitutka/downloads/tuntitutka-tyopaketti.docx
+++ b/tuntitutka/downloads/tuntitutka-tyopaketti.docx
@@ -4039,7 +4039,7 @@
           <w:bCs/>
           <w:color w:val="155e75"/>
         </w:rPr>
-        <w:t xml:space="preserve">Ohjelmointi · 11 vaatimusta</w:t>
+        <w:t xml:space="preserve">Ohjelmointi</w:t>
       </w:r>
     </w:p>
     <w:p>
@@ -4185,7 +4185,7 @@
           <w:bCs/>
           <w:color w:val="155e75"/>
         </w:rPr>
-        <w:t xml:space="preserve">Ohjelmistokehittäjänä toimiminen · 14 vaatimusta</w:t>
+        <w:t xml:space="preserve">Ohjelmistokehittäjänä toimiminen</w:t>
       </w:r>
     </w:p>
     <w:p>
@@ -4367,7 +4367,7 @@
           <w:bCs/>
           <w:color w:val="155e75"/>
         </w:rPr>
-        <w:t xml:space="preserve">Ohjelmiston toteuttaminen ohjelmistokomponenttikirjastolla · 7 vaatimusta</w:t>
+        <w:t xml:space="preserve">Ohjelmiston toteuttaminen ohjelmistokomponenttikirjastolla</w:t>
       </w:r>
     </w:p>
     <w:p>
